--- a/engine/egch_study/EGCH_Bibliography_05-09-2026.docx
+++ b/engine/egch_study/EGCH_Bibliography_05-09-2026.docx
@@ -36,7 +36,7 @@
                 <w:color w:val="9FB0AC"/>
                 <w:sz w:val="20"/>
               </w:rPr>
-              <w:t xml:space="preserve">   Egyptian Chemical Industries (KIMA), EGX: EGCH — 1 September 2026</w:t>
+              <w:t xml:space="preserve">   Egyptian Chemical Industries (KIMA), EGX: EGCH — 5 September 2026</w:t>
             </w:r>
           </w:p>
         </w:tc>
@@ -32512,7 +32512,7 @@
                 <w:color w:val="1C3A36"/>
                 <w:sz w:val="16"/>
               </w:rPr>
-              <w:t>Computed BOTH ways and published side by side rather than averaged, because the two differ by EGP 3.98 a share</w:t>
+              <w:t>Computed BOTH ways and published side by side rather than averaged, because the two differ by EGP 4.00 a share</w:t>
             </w:r>
           </w:p>
         </w:tc>

--- a/engine/egch_study/EGCH_Bibliography_05-09-2026.docx
+++ b/engine/egch_study/EGCH_Bibliography_05-09-2026.docx
@@ -3603,7 +3603,7 @@
           <w:color w:val="1C3A36"/>
           <w:sz w:val="21"/>
         </w:rPr>
-        <w:t>L1 — Primary filing — the company's own statements  (192 inputs)</w:t>
+        <w:t>L1 — Primary filing — the company's own statements  (190 inputs)</w:t>
       </w:r>
     </w:p>
     <w:tbl>
@@ -4764,7 +4764,7 @@
                 <w:color w:val="1C3A36"/>
                 <w:sz w:val="14"/>
               </w:rPr>
-              <w:t>bs_acc_dep_M9FY2526</w:t>
+              <w:t>bs_capital_FY2223</w:t>
             </w:r>
           </w:p>
         </w:tc>
@@ -4782,7 +4782,7 @@
                 <w:color w:val="1C3A36"/>
                 <w:sz w:val="14"/>
               </w:rPr>
-              <w:t>3,435</w:t>
+              <w:t>5,933</w:t>
             </w:r>
           </w:p>
         </w:tc>
@@ -4818,7 +4818,7 @@
                 <w:color w:val="1C3A36"/>
                 <w:sz w:val="14"/>
               </w:rPr>
-              <w:t>2026-05-20</w:t>
+              <w:t>2023-10-08</w:t>
             </w:r>
           </w:p>
         </w:tc>
@@ -4836,7 +4836,7 @@
                 <w:color w:val="1C3A36"/>
                 <w:sz w:val="14"/>
               </w:rPr>
-              <w:t>Interim statements, nine months ended 31 March 2026, limited review dated 20 May 2026, note 6 accumulated depreciation</w:t>
+              <w:t>Audited financial statements, year ended 30 June 2023 (Central Auditing Organization with PKF Rashed Badr &amp; Co, report dated 8 October 2023), statement of financial position</w:t>
             </w:r>
           </w:p>
         </w:tc>
@@ -4856,7 +4856,7 @@
                 <w:color w:val="1C3A36"/>
                 <w:sz w:val="14"/>
               </w:rPr>
-              <w:t>bs_capital_FY2223</w:t>
+              <w:t>bs_capital_FY2324</w:t>
             </w:r>
           </w:p>
         </w:tc>
@@ -4874,7 +4874,7 @@
                 <w:color w:val="1C3A36"/>
                 <w:sz w:val="14"/>
               </w:rPr>
-              <w:t>5,933</w:t>
+              <w:t>9,933</w:t>
             </w:r>
           </w:p>
         </w:tc>
@@ -4910,7 +4910,7 @@
                 <w:color w:val="1C3A36"/>
                 <w:sz w:val="14"/>
               </w:rPr>
-              <w:t>2023-10-08</w:t>
+              <w:t>2024-10-23</w:t>
             </w:r>
           </w:p>
         </w:tc>
@@ -4928,7 +4928,7 @@
                 <w:color w:val="1C3A36"/>
                 <w:sz w:val="14"/>
               </w:rPr>
-              <w:t>Audited financial statements, year ended 30 June 2023 (Central Auditing Organization with PKF Rashed Badr &amp; Co, report dated 8 October 2023), statement of financial position</w:t>
+              <w:t>Audited financial statements, year ended 30 June 2024 (Central Auditing Organization, report dated 23 October 2024), statement of financial position</w:t>
             </w:r>
           </w:p>
         </w:tc>
@@ -4948,7 +4948,7 @@
                 <w:color w:val="1C3A36"/>
                 <w:sz w:val="14"/>
               </w:rPr>
-              <w:t>bs_capital_FY2324</w:t>
+              <w:t>bs_capital_FY2425</w:t>
             </w:r>
           </w:p>
         </w:tc>
@@ -5002,7 +5002,7 @@
                 <w:color w:val="1C3A36"/>
                 <w:sz w:val="14"/>
               </w:rPr>
-              <w:t>2024-10-23</w:t>
+              <w:t>2025-09-24</w:t>
             </w:r>
           </w:p>
         </w:tc>
@@ -5020,7 +5020,7 @@
                 <w:color w:val="1C3A36"/>
                 <w:sz w:val="14"/>
               </w:rPr>
-              <w:t>Audited financial statements, year ended 30 June 2024 (Central Auditing Organization, report dated 23 October 2024), statement of financial position</w:t>
+              <w:t>Audited financial statements, year ended 30 June 2025 (Central Auditing Organization, report dated 23 September 2025), statement of financial position</w:t>
             </w:r>
           </w:p>
         </w:tc>
@@ -5040,7 +5040,7 @@
                 <w:color w:val="1C3A36"/>
                 <w:sz w:val="14"/>
               </w:rPr>
-              <w:t>bs_capital_FY2425</w:t>
+              <w:t>bs_capital_M9FY2526</w:t>
             </w:r>
           </w:p>
         </w:tc>
@@ -5094,7 +5094,7 @@
                 <w:color w:val="1C3A36"/>
                 <w:sz w:val="14"/>
               </w:rPr>
-              <w:t>2025-09-24</w:t>
+              <w:t>2026-05-21</w:t>
             </w:r>
           </w:p>
         </w:tc>
@@ -5112,7 +5112,7 @@
                 <w:color w:val="1C3A36"/>
                 <w:sz w:val="14"/>
               </w:rPr>
-              <w:t>Audited financial statements, year ended 30 June 2025 (Central Auditing Organization, report dated 23 September 2025), statement of financial position</w:t>
+              <w:t>Interim statements, nine months ended 31 March 2026, limited review dated 20 May 2026, statement of financial position</w:t>
             </w:r>
           </w:p>
         </w:tc>
@@ -5132,7 +5132,7 @@
                 <w:color w:val="1C3A36"/>
                 <w:sz w:val="14"/>
               </w:rPr>
-              <w:t>bs_capital_M9FY2526</w:t>
+              <w:t>bs_cash_FY2223</w:t>
             </w:r>
           </w:p>
         </w:tc>
@@ -5150,7 +5150,7 @@
                 <w:color w:val="1C3A36"/>
                 <w:sz w:val="14"/>
               </w:rPr>
-              <w:t>9,933</w:t>
+              <w:t>1,416</w:t>
             </w:r>
           </w:p>
         </w:tc>
@@ -5186,7 +5186,7 @@
                 <w:color w:val="1C3A36"/>
                 <w:sz w:val="14"/>
               </w:rPr>
-              <w:t>2026-05-21</w:t>
+              <w:t>2023-10-08</w:t>
             </w:r>
           </w:p>
         </w:tc>
@@ -5204,7 +5204,7 @@
                 <w:color w:val="1C3A36"/>
                 <w:sz w:val="14"/>
               </w:rPr>
-              <w:t>Interim statements, nine months ended 31 March 2026, limited review dated 20 May 2026, statement of financial position</w:t>
+              <w:t>Audited financial statements, year ended 30 June 2023 (Central Auditing Organization with PKF Rashed Badr &amp; Co, report dated 8 October 2023), statement of financial position</w:t>
             </w:r>
           </w:p>
         </w:tc>
@@ -5224,7 +5224,7 @@
                 <w:color w:val="1C3A36"/>
                 <w:sz w:val="14"/>
               </w:rPr>
-              <w:t>bs_cash_FY2223</w:t>
+              <w:t>bs_cash_FY2324</w:t>
             </w:r>
           </w:p>
         </w:tc>
@@ -5242,7 +5242,7 @@
                 <w:color w:val="1C3A36"/>
                 <w:sz w:val="14"/>
               </w:rPr>
-              <w:t>1,416</w:t>
+              <w:t>3,103</w:t>
             </w:r>
           </w:p>
         </w:tc>
@@ -5278,7 +5278,7 @@
                 <w:color w:val="1C3A36"/>
                 <w:sz w:val="14"/>
               </w:rPr>
-              <w:t>2023-10-08</w:t>
+              <w:t>2024-10-23</w:t>
             </w:r>
           </w:p>
         </w:tc>
@@ -5296,7 +5296,7 @@
                 <w:color w:val="1C3A36"/>
                 <w:sz w:val="14"/>
               </w:rPr>
-              <w:t>Audited financial statements, year ended 30 June 2023 (Central Auditing Organization with PKF Rashed Badr &amp; Co, report dated 8 October 2023), statement of financial position</w:t>
+              <w:t>Audited financial statements, year ended 30 June 2024 (Central Auditing Organization, report dated 23 October 2024), statement of financial position</w:t>
             </w:r>
           </w:p>
         </w:tc>
@@ -5316,7 +5316,7 @@
                 <w:color w:val="1C3A36"/>
                 <w:sz w:val="14"/>
               </w:rPr>
-              <w:t>bs_cash_FY2324</w:t>
+              <w:t>bs_cash_FY2425</w:t>
             </w:r>
           </w:p>
         </w:tc>
@@ -5334,7 +5334,7 @@
                 <w:color w:val="1C3A36"/>
                 <w:sz w:val="14"/>
               </w:rPr>
-              <w:t>3,103</w:t>
+              <w:t>3,057</w:t>
             </w:r>
           </w:p>
         </w:tc>
@@ -5370,7 +5370,7 @@
                 <w:color w:val="1C3A36"/>
                 <w:sz w:val="14"/>
               </w:rPr>
-              <w:t>2024-10-23</w:t>
+              <w:t>2025-09-24</w:t>
             </w:r>
           </w:p>
         </w:tc>
@@ -5388,7 +5388,7 @@
                 <w:color w:val="1C3A36"/>
                 <w:sz w:val="14"/>
               </w:rPr>
-              <w:t>Audited financial statements, year ended 30 June 2024 (Central Auditing Organization, report dated 23 October 2024), statement of financial position</w:t>
+              <w:t>Audited financial statements, year ended 30 June 2025 (Central Auditing Organization, report dated 23 September 2025), statement of financial position</w:t>
             </w:r>
           </w:p>
         </w:tc>
@@ -5408,7 +5408,7 @@
                 <w:color w:val="1C3A36"/>
                 <w:sz w:val="14"/>
               </w:rPr>
-              <w:t>bs_cash_FY2425</w:t>
+              <w:t>bs_cash_M9FY2526</w:t>
             </w:r>
           </w:p>
         </w:tc>
@@ -5426,7 +5426,7 @@
                 <w:color w:val="1C3A36"/>
                 <w:sz w:val="14"/>
               </w:rPr>
-              <w:t>3,057</w:t>
+              <w:t>4,607</w:t>
             </w:r>
           </w:p>
         </w:tc>
@@ -5462,7 +5462,7 @@
                 <w:color w:val="1C3A36"/>
                 <w:sz w:val="14"/>
               </w:rPr>
-              <w:t>2025-09-24</w:t>
+              <w:t>2026-05-21</w:t>
             </w:r>
           </w:p>
         </w:tc>
@@ -5480,7 +5480,7 @@
                 <w:color w:val="1C3A36"/>
                 <w:sz w:val="14"/>
               </w:rPr>
-              <w:t>Audited financial statements, year ended 30 June 2025 (Central Auditing Organization, report dated 23 September 2025), statement of financial position</w:t>
+              <w:t>Interim statements, nine months ended 31 March 2026, limited review dated 20 May 2026, statement of financial position</w:t>
             </w:r>
           </w:p>
         </w:tc>
@@ -5500,7 +5500,7 @@
                 <w:color w:val="1C3A36"/>
                 <w:sz w:val="14"/>
               </w:rPr>
-              <w:t>bs_cash_M9FY2526</w:t>
+              <w:t>bs_cwip_FY2223</w:t>
             </w:r>
           </w:p>
         </w:tc>
@@ -5518,7 +5518,7 @@
                 <w:color w:val="1C3A36"/>
                 <w:sz w:val="14"/>
               </w:rPr>
-              <w:t>4,607</w:t>
+              <w:t>56.405</w:t>
             </w:r>
           </w:p>
         </w:tc>
@@ -5554,7 +5554,7 @@
                 <w:color w:val="1C3A36"/>
                 <w:sz w:val="14"/>
               </w:rPr>
-              <w:t>2026-05-21</w:t>
+              <w:t>2023-10-08</w:t>
             </w:r>
           </w:p>
         </w:tc>
@@ -5572,7 +5572,7 @@
                 <w:color w:val="1C3A36"/>
                 <w:sz w:val="14"/>
               </w:rPr>
-              <w:t>Interim statements, nine months ended 31 March 2026, limited review dated 20 May 2026, statement of financial position</w:t>
+              <w:t>Audited financial statements, year ended 30 June 2023 (Central Auditing Organization with PKF Rashed Badr &amp; Co, report dated 8 October 2023), statement of financial position</w:t>
             </w:r>
           </w:p>
         </w:tc>
@@ -5592,7 +5592,7 @@
                 <w:color w:val="1C3A36"/>
                 <w:sz w:val="14"/>
               </w:rPr>
-              <w:t>bs_cwip_FY2223</w:t>
+              <w:t>bs_cwip_FY2324</w:t>
             </w:r>
           </w:p>
         </w:tc>
@@ -5610,7 +5610,7 @@
                 <w:color w:val="1C3A36"/>
                 <w:sz w:val="14"/>
               </w:rPr>
-              <w:t>56.405</w:t>
+              <w:t>2,535</w:t>
             </w:r>
           </w:p>
         </w:tc>
@@ -5646,7 +5646,7 @@
                 <w:color w:val="1C3A36"/>
                 <w:sz w:val="14"/>
               </w:rPr>
-              <w:t>2023-10-08</w:t>
+              <w:t>2024-10-23</w:t>
             </w:r>
           </w:p>
         </w:tc>
@@ -5664,7 +5664,7 @@
                 <w:color w:val="1C3A36"/>
                 <w:sz w:val="14"/>
               </w:rPr>
-              <w:t>Audited financial statements, year ended 30 June 2023 (Central Auditing Organization with PKF Rashed Badr &amp; Co, report dated 8 October 2023), statement of financial position</w:t>
+              <w:t>Audited financial statements, year ended 30 June 2024 (Central Auditing Organization, report dated 23 October 2024), statement of financial position</w:t>
             </w:r>
           </w:p>
         </w:tc>
@@ -5684,7 +5684,7 @@
                 <w:color w:val="1C3A36"/>
                 <w:sz w:val="14"/>
               </w:rPr>
-              <w:t>bs_cwip_FY2324</w:t>
+              <w:t>bs_cwip_FY2425</w:t>
             </w:r>
           </w:p>
         </w:tc>
@@ -5702,7 +5702,7 @@
                 <w:color w:val="1C3A36"/>
                 <w:sz w:val="14"/>
               </w:rPr>
-              <w:t>2,535</w:t>
+              <w:t>3,790</w:t>
             </w:r>
           </w:p>
         </w:tc>
@@ -5738,7 +5738,7 @@
                 <w:color w:val="1C3A36"/>
                 <w:sz w:val="14"/>
               </w:rPr>
-              <w:t>2024-10-23</w:t>
+              <w:t>2025-09-24</w:t>
             </w:r>
           </w:p>
         </w:tc>
@@ -5756,7 +5756,7 @@
                 <w:color w:val="1C3A36"/>
                 <w:sz w:val="14"/>
               </w:rPr>
-              <w:t>Audited financial statements, year ended 30 June 2024 (Central Auditing Organization, report dated 23 October 2024), statement of financial position</w:t>
+              <w:t>Audited financial statements, year ended 30 June 2025 (Central Auditing Organization, report dated 23 September 2025), statement of financial position</w:t>
             </w:r>
           </w:p>
         </w:tc>
@@ -5776,7 +5776,7 @@
                 <w:color w:val="1C3A36"/>
                 <w:sz w:val="14"/>
               </w:rPr>
-              <w:t>bs_cwip_FY2425</w:t>
+              <w:t>bs_cwip_M9FY2526</w:t>
             </w:r>
           </w:p>
         </w:tc>
@@ -5794,7 +5794,7 @@
                 <w:color w:val="1C3A36"/>
                 <w:sz w:val="14"/>
               </w:rPr>
-              <w:t>3,790</w:t>
+              <w:t>5,654</w:t>
             </w:r>
           </w:p>
         </w:tc>
@@ -5830,7 +5830,7 @@
                 <w:color w:val="1C3A36"/>
                 <w:sz w:val="14"/>
               </w:rPr>
-              <w:t>2025-09-24</w:t>
+              <w:t>2026-05-21</w:t>
             </w:r>
           </w:p>
         </w:tc>
@@ -5848,7 +5848,7 @@
                 <w:color w:val="1C3A36"/>
                 <w:sz w:val="14"/>
               </w:rPr>
-              <w:t>Audited financial statements, year ended 30 June 2025 (Central Auditing Organization, report dated 23 September 2025), statement of financial position</w:t>
+              <w:t>Interim statements, nine months ended 31 March 2026, limited review dated 20 May 2026, statement of financial position</w:t>
             </w:r>
           </w:p>
         </w:tc>
@@ -5868,7 +5868,7 @@
                 <w:color w:val="1C3A36"/>
                 <w:sz w:val="14"/>
               </w:rPr>
-              <w:t>bs_cwip_M9FY2526</w:t>
+              <w:t>bs_debt_cur_FY2223</w:t>
             </w:r>
           </w:p>
         </w:tc>
@@ -5886,7 +5886,7 @@
                 <w:color w:val="1C3A36"/>
                 <w:sz w:val="14"/>
               </w:rPr>
-              <w:t>5,654</w:t>
+              <w:t>21.391</w:t>
             </w:r>
           </w:p>
         </w:tc>
@@ -5922,7 +5922,7 @@
                 <w:color w:val="1C3A36"/>
                 <w:sz w:val="14"/>
               </w:rPr>
-              <w:t>2026-05-21</w:t>
+              <w:t>2023-10-08</w:t>
             </w:r>
           </w:p>
         </w:tc>
@@ -5940,7 +5940,7 @@
                 <w:color w:val="1C3A36"/>
                 <w:sz w:val="14"/>
               </w:rPr>
-              <w:t>Interim statements, nine months ended 31 March 2026, limited review dated 20 May 2026, statement of financial position</w:t>
+              <w:t>Audited financial statements, year ended 30 June 2023 (Central Auditing Organization with PKF Rashed Badr &amp; Co, report dated 8 October 2023), statement of financial position</w:t>
             </w:r>
           </w:p>
         </w:tc>
@@ -5960,7 +5960,7 @@
                 <w:color w:val="1C3A36"/>
                 <w:sz w:val="14"/>
               </w:rPr>
-              <w:t>bs_debt_cur_FY2223</w:t>
+              <w:t>bs_debt_cur_FY2324</w:t>
             </w:r>
           </w:p>
         </w:tc>
@@ -5978,7 +5978,7 @@
                 <w:color w:val="1C3A36"/>
                 <w:sz w:val="14"/>
               </w:rPr>
-              <w:t>21.391</w:t>
+              <w:t>354.051</w:t>
             </w:r>
           </w:p>
         </w:tc>
@@ -6014,7 +6014,7 @@
                 <w:color w:val="1C3A36"/>
                 <w:sz w:val="14"/>
               </w:rPr>
-              <w:t>2023-10-08</w:t>
+              <w:t>2024-10-23</w:t>
             </w:r>
           </w:p>
         </w:tc>
@@ -6032,7 +6032,7 @@
                 <w:color w:val="1C3A36"/>
                 <w:sz w:val="14"/>
               </w:rPr>
-              <w:t>Audited financial statements, year ended 30 June 2023 (Central Auditing Organization with PKF Rashed Badr &amp; Co, report dated 8 October 2023), statement of financial position</w:t>
+              <w:t>Audited financial statements, year ended 30 June 2024 (Central Auditing Organization, report dated 23 October 2024), statement of financial position</w:t>
             </w:r>
           </w:p>
         </w:tc>
@@ -6052,7 +6052,7 @@
                 <w:color w:val="1C3A36"/>
                 <w:sz w:val="14"/>
               </w:rPr>
-              <w:t>bs_debt_cur_FY2324</w:t>
+              <w:t>bs_debt_cur_FY2425</w:t>
             </w:r>
           </w:p>
         </w:tc>
@@ -6070,7 +6070,7 @@
                 <w:color w:val="1C3A36"/>
                 <w:sz w:val="14"/>
               </w:rPr>
-              <w:t>354.051</w:t>
+              <w:t>397.314</w:t>
             </w:r>
           </w:p>
         </w:tc>
@@ -6106,7 +6106,7 @@
                 <w:color w:val="1C3A36"/>
                 <w:sz w:val="14"/>
               </w:rPr>
-              <w:t>2024-10-23</w:t>
+              <w:t>2025-09-24</w:t>
             </w:r>
           </w:p>
         </w:tc>
@@ -6124,7 +6124,7 @@
                 <w:color w:val="1C3A36"/>
                 <w:sz w:val="14"/>
               </w:rPr>
-              <w:t>Audited financial statements, year ended 30 June 2024 (Central Auditing Organization, report dated 23 October 2024), statement of financial position</w:t>
+              <w:t>Audited financial statements, year ended 30 June 2025 (Central Auditing Organization, report dated 23 September 2025), statement of financial position</w:t>
             </w:r>
           </w:p>
         </w:tc>
@@ -6144,7 +6144,7 @@
                 <w:color w:val="1C3A36"/>
                 <w:sz w:val="14"/>
               </w:rPr>
-              <w:t>bs_debt_cur_FY2425</w:t>
+              <w:t>bs_debt_cur_M9FY2526</w:t>
             </w:r>
           </w:p>
         </w:tc>
@@ -6162,7 +6162,7 @@
                 <w:color w:val="1C3A36"/>
                 <w:sz w:val="14"/>
               </w:rPr>
-              <w:t>397.314</w:t>
+              <w:t>206.994</w:t>
             </w:r>
           </w:p>
         </w:tc>
@@ -6198,7 +6198,7 @@
                 <w:color w:val="1C3A36"/>
                 <w:sz w:val="14"/>
               </w:rPr>
-              <w:t>2025-09-24</w:t>
+              <w:t>2026-05-21</w:t>
             </w:r>
           </w:p>
         </w:tc>
@@ -6216,7 +6216,7 @@
                 <w:color w:val="1C3A36"/>
                 <w:sz w:val="14"/>
               </w:rPr>
-              <w:t>Audited financial statements, year ended 30 June 2025 (Central Auditing Organization, report dated 23 September 2025), statement of financial position</w:t>
+              <w:t>Interim statements, nine months ended 31 March 2026, limited review dated 20 May 2026, statement of financial position</w:t>
             </w:r>
           </w:p>
         </w:tc>
@@ -6236,7 +6236,7 @@
                 <w:color w:val="1C3A36"/>
                 <w:sz w:val="14"/>
               </w:rPr>
-              <w:t>bs_debt_cur_M9FY2526</w:t>
+              <w:t>bs_debt_holdco_FY2223</w:t>
             </w:r>
           </w:p>
         </w:tc>
@@ -6254,7 +6254,7 @@
                 <w:color w:val="1C3A36"/>
                 <w:sz w:val="14"/>
               </w:rPr>
-              <w:t>206.994</w:t>
+              <w:t>50.266</w:t>
             </w:r>
           </w:p>
         </w:tc>
@@ -6290,7 +6290,7 @@
                 <w:color w:val="1C3A36"/>
                 <w:sz w:val="14"/>
               </w:rPr>
-              <w:t>2026-05-21</w:t>
+              <w:t>2023-10-08</w:t>
             </w:r>
           </w:p>
         </w:tc>
@@ -6308,7 +6308,7 @@
                 <w:color w:val="1C3A36"/>
                 <w:sz w:val="14"/>
               </w:rPr>
-              <w:t>Interim statements, nine months ended 31 March 2026, limited review dated 20 May 2026, statement of financial position</w:t>
+              <w:t>Audited financial statements, year ended 30 June 2023 (Central Auditing Organization with PKF Rashed Badr &amp; Co, report dated 8 October 2023), statement of financial position</w:t>
             </w:r>
           </w:p>
         </w:tc>
@@ -6328,7 +6328,7 @@
                 <w:color w:val="1C3A36"/>
                 <w:sz w:val="14"/>
               </w:rPr>
-              <w:t>bs_debt_holdco_FY2223</w:t>
+              <w:t>bs_debt_holdco_FY2324</w:t>
             </w:r>
           </w:p>
         </w:tc>
@@ -6346,7 +6346,7 @@
                 <w:color w:val="1C3A36"/>
                 <w:sz w:val="14"/>
               </w:rPr>
-              <w:t>50.266</w:t>
+              <w:t>0</w:t>
             </w:r>
           </w:p>
         </w:tc>
@@ -6382,7 +6382,7 @@
                 <w:color w:val="1C3A36"/>
                 <w:sz w:val="14"/>
               </w:rPr>
-              <w:t>2023-10-08</w:t>
+              <w:t>2024-10-23</w:t>
             </w:r>
           </w:p>
         </w:tc>
@@ -6400,7 +6400,7 @@
                 <w:color w:val="1C3A36"/>
                 <w:sz w:val="14"/>
               </w:rPr>
-              <w:t>Audited financial statements, year ended 30 June 2023 (Central Auditing Organization with PKF Rashed Badr &amp; Co, report dated 8 October 2023), statement of financial position</w:t>
+              <w:t>Audited financial statements, year ended 30 June 2024 (Central Auditing Organization, report dated 23 October 2024), statement of financial position</w:t>
             </w:r>
           </w:p>
         </w:tc>
@@ -6420,7 +6420,7 @@
                 <w:color w:val="1C3A36"/>
                 <w:sz w:val="14"/>
               </w:rPr>
-              <w:t>bs_debt_holdco_FY2324</w:t>
+              <w:t>bs_debt_holdco_FY2425</w:t>
             </w:r>
           </w:p>
         </w:tc>
@@ -6438,7 +6438,7 @@
                 <w:color w:val="1C3A36"/>
                 <w:sz w:val="14"/>
               </w:rPr>
-              <w:t>0</w:t>
+              <w:t>596.896</w:t>
             </w:r>
           </w:p>
         </w:tc>
@@ -6474,7 +6474,7 @@
                 <w:color w:val="1C3A36"/>
                 <w:sz w:val="14"/>
               </w:rPr>
-              <w:t>2024-10-23</w:t>
+              <w:t>2025-09-24</w:t>
             </w:r>
           </w:p>
         </w:tc>
@@ -6492,7 +6492,7 @@
                 <w:color w:val="1C3A36"/>
                 <w:sz w:val="14"/>
               </w:rPr>
-              <w:t>Audited financial statements, year ended 30 June 2024 (Central Auditing Organization, report dated 23 October 2024), statement of financial position</w:t>
+              <w:t>Audited financial statements, year ended 30 June 2025 (Central Auditing Organization, report dated 23 September 2025), statement of financial position</w:t>
             </w:r>
           </w:p>
         </w:tc>
@@ -6512,7 +6512,7 @@
                 <w:color w:val="1C3A36"/>
                 <w:sz w:val="14"/>
               </w:rPr>
-              <w:t>bs_debt_holdco_FY2425</w:t>
+              <w:t>bs_debt_holdco_M9FY2526</w:t>
             </w:r>
           </w:p>
         </w:tc>
@@ -6530,7 +6530,7 @@
                 <w:color w:val="1C3A36"/>
                 <w:sz w:val="14"/>
               </w:rPr>
-              <w:t>596.896</w:t>
+              <w:t>45.955</w:t>
             </w:r>
           </w:p>
         </w:tc>
@@ -6566,7 +6566,7 @@
                 <w:color w:val="1C3A36"/>
                 <w:sz w:val="14"/>
               </w:rPr>
-              <w:t>2025-09-24</w:t>
+              <w:t>2026-05-21</w:t>
             </w:r>
           </w:p>
         </w:tc>
@@ -6584,7 +6584,7 @@
                 <w:color w:val="1C3A36"/>
                 <w:sz w:val="14"/>
               </w:rPr>
-              <w:t>Audited financial statements, year ended 30 June 2025 (Central Auditing Organization, report dated 23 September 2025), statement of financial position</w:t>
+              <w:t>Interim statements, nine months ended 31 March 2026, limited review dated 20 May 2026, statement of financial position</w:t>
             </w:r>
           </w:p>
         </w:tc>
@@ -6604,7 +6604,7 @@
                 <w:color w:val="1C3A36"/>
                 <w:sz w:val="14"/>
               </w:rPr>
-              <w:t>bs_debt_holdco_M9FY2526</w:t>
+              <w:t>bs_debt_lt_FY2223</w:t>
             </w:r>
           </w:p>
         </w:tc>
@@ -6622,7 +6622,7 @@
                 <w:color w:val="1C3A36"/>
                 <w:sz w:val="14"/>
               </w:rPr>
-              <w:t>45.955</w:t>
+              <w:t>8,425</w:t>
             </w:r>
           </w:p>
         </w:tc>
@@ -6658,7 +6658,7 @@
                 <w:color w:val="1C3A36"/>
                 <w:sz w:val="14"/>
               </w:rPr>
-              <w:t>2026-05-21</w:t>
+              <w:t>2023-10-08</w:t>
             </w:r>
           </w:p>
         </w:tc>
@@ -6676,7 +6676,7 @@
                 <w:color w:val="1C3A36"/>
                 <w:sz w:val="14"/>
               </w:rPr>
-              <w:t>Interim statements, nine months ended 31 March 2026, limited review dated 20 May 2026, statement of financial position</w:t>
+              <w:t>Audited financial statements, year ended 30 June 2023 (Central Auditing Organization with PKF Rashed Badr &amp; Co, report dated 8 October 2023), statement of financial position</w:t>
             </w:r>
           </w:p>
         </w:tc>
@@ -6696,7 +6696,7 @@
                 <w:color w:val="1C3A36"/>
                 <w:sz w:val="14"/>
               </w:rPr>
-              <w:t>bs_debt_lt_FY2223</w:t>
+              <w:t>bs_debt_lt_FY2324</w:t>
             </w:r>
           </w:p>
         </w:tc>
@@ -6714,7 +6714,7 @@
                 <w:color w:val="1C3A36"/>
                 <w:sz w:val="14"/>
               </w:rPr>
-              <w:t>8,425</w:t>
+              <w:t>11,226</w:t>
             </w:r>
           </w:p>
         </w:tc>
@@ -6750,7 +6750,7 @@
                 <w:color w:val="1C3A36"/>
                 <w:sz w:val="14"/>
               </w:rPr>
-              <w:t>2023-10-08</w:t>
+              <w:t>2024-10-23</w:t>
             </w:r>
           </w:p>
         </w:tc>
@@ -6768,7 +6768,7 @@
                 <w:color w:val="1C3A36"/>
                 <w:sz w:val="14"/>
               </w:rPr>
-              <w:t>Audited financial statements, year ended 30 June 2023 (Central Auditing Organization with PKF Rashed Badr &amp; Co, report dated 8 October 2023), statement of financial position</w:t>
+              <w:t>Audited financial statements, year ended 30 June 2024 (Central Auditing Organization, report dated 23 October 2024), statement of financial position</w:t>
             </w:r>
           </w:p>
         </w:tc>
@@ -6788,7 +6788,7 @@
                 <w:color w:val="1C3A36"/>
                 <w:sz w:val="14"/>
               </w:rPr>
-              <w:t>bs_debt_lt_FY2324</w:t>
+              <w:t>bs_debt_lt_FY2425</w:t>
             </w:r>
           </w:p>
         </w:tc>
@@ -6806,7 +6806,7 @@
                 <w:color w:val="1C3A36"/>
                 <w:sz w:val="14"/>
               </w:rPr>
-              <w:t>11,226</w:t>
+              <w:t>11,183</w:t>
             </w:r>
           </w:p>
         </w:tc>
@@ -6842,7 +6842,7 @@
                 <w:color w:val="1C3A36"/>
                 <w:sz w:val="14"/>
               </w:rPr>
-              <w:t>2024-10-23</w:t>
+              <w:t>2025-09-24</w:t>
             </w:r>
           </w:p>
         </w:tc>
@@ -6860,7 +6860,7 @@
                 <w:color w:val="1C3A36"/>
                 <w:sz w:val="14"/>
               </w:rPr>
-              <w:t>Audited financial statements, year ended 30 June 2024 (Central Auditing Organization, report dated 23 October 2024), statement of financial position</w:t>
+              <w:t>Audited financial statements, year ended 30 June 2025 (Central Auditing Organization, report dated 23 September 2025), statement of financial position</w:t>
             </w:r>
           </w:p>
         </w:tc>
@@ -6880,7 +6880,7 @@
                 <w:color w:val="1C3A36"/>
                 <w:sz w:val="14"/>
               </w:rPr>
-              <w:t>bs_debt_lt_FY2425</w:t>
+              <w:t>bs_debt_lt_M9FY2526</w:t>
             </w:r>
           </w:p>
         </w:tc>
@@ -6898,7 +6898,7 @@
                 <w:color w:val="1C3A36"/>
                 <w:sz w:val="14"/>
               </w:rPr>
-              <w:t>11,183</w:t>
+              <w:t>14,386</w:t>
             </w:r>
           </w:p>
         </w:tc>
@@ -6934,7 +6934,7 @@
                 <w:color w:val="1C3A36"/>
                 <w:sz w:val="14"/>
               </w:rPr>
-              <w:t>2025-09-24</w:t>
+              <w:t>2026-05-21</w:t>
             </w:r>
           </w:p>
         </w:tc>
@@ -6952,7 +6952,7 @@
                 <w:color w:val="1C3A36"/>
                 <w:sz w:val="14"/>
               </w:rPr>
-              <w:t>Audited financial statements, year ended 30 June 2025 (Central Auditing Organization, report dated 23 September 2025), statement of financial position</w:t>
+              <w:t>Interim statements, nine months ended 31 March 2026, limited review dated 20 May 2026, statement of financial position</w:t>
             </w:r>
           </w:p>
         </w:tc>
@@ -6972,7 +6972,7 @@
                 <w:color w:val="1C3A36"/>
                 <w:sz w:val="14"/>
               </w:rPr>
-              <w:t>bs_debt_lt_M9FY2526</w:t>
+              <w:t>bs_dtl_FY2223</w:t>
             </w:r>
           </w:p>
         </w:tc>
@@ -6990,7 +6990,7 @@
                 <w:color w:val="1C3A36"/>
                 <w:sz w:val="14"/>
               </w:rPr>
-              <w:t>14,386</w:t>
+              <w:t>1,469</w:t>
             </w:r>
           </w:p>
         </w:tc>
@@ -7026,7 +7026,7 @@
                 <w:color w:val="1C3A36"/>
                 <w:sz w:val="14"/>
               </w:rPr>
-              <w:t>2026-05-21</w:t>
+              <w:t>2023-10-08</w:t>
             </w:r>
           </w:p>
         </w:tc>
@@ -7044,7 +7044,7 @@
                 <w:color w:val="1C3A36"/>
                 <w:sz w:val="14"/>
               </w:rPr>
-              <w:t>Interim statements, nine months ended 31 March 2026, limited review dated 20 May 2026, statement of financial position</w:t>
+              <w:t>Audited financial statements, year ended 30 June 2023 (Central Auditing Organization with PKF Rashed Badr &amp; Co, report dated 8 October 2023), statement of financial position</w:t>
             </w:r>
           </w:p>
         </w:tc>
@@ -7064,7 +7064,7 @@
                 <w:color w:val="1C3A36"/>
                 <w:sz w:val="14"/>
               </w:rPr>
-              <w:t>bs_dtl_FY2223</w:t>
+              <w:t>bs_dtl_FY2324</w:t>
             </w:r>
           </w:p>
         </w:tc>
@@ -7082,7 +7082,7 @@
                 <w:color w:val="1C3A36"/>
                 <w:sz w:val="14"/>
               </w:rPr>
-              <w:t>1,469</w:t>
+              <w:t>1,001</w:t>
             </w:r>
           </w:p>
         </w:tc>
@@ -7118,7 +7118,7 @@
                 <w:color w:val="1C3A36"/>
                 <w:sz w:val="14"/>
               </w:rPr>
-              <w:t>2023-10-08</w:t>
+              <w:t>2024-10-23</w:t>
             </w:r>
           </w:p>
         </w:tc>
@@ -7136,7 +7136,7 @@
                 <w:color w:val="1C3A36"/>
                 <w:sz w:val="14"/>
               </w:rPr>
-              <w:t>Audited financial statements, year ended 30 June 2023 (Central Auditing Organization with PKF Rashed Badr &amp; Co, report dated 8 October 2023), statement of financial position</w:t>
+              <w:t>Audited financial statements, year ended 30 June 2024 (Central Auditing Organization, report dated 23 October 2024), statement of financial position</w:t>
             </w:r>
           </w:p>
         </w:tc>
@@ -7156,7 +7156,7 @@
                 <w:color w:val="1C3A36"/>
                 <w:sz w:val="14"/>
               </w:rPr>
-              <w:t>bs_dtl_FY2324</w:t>
+              <w:t>bs_dtl_FY2425</w:t>
             </w:r>
           </w:p>
         </w:tc>
@@ -7174,7 +7174,7 @@
                 <w:color w:val="1C3A36"/>
                 <w:sz w:val="14"/>
               </w:rPr>
-              <w:t>1,001</w:t>
+              <w:t>990.863</w:t>
             </w:r>
           </w:p>
         </w:tc>
@@ -7210,7 +7210,7 @@
                 <w:color w:val="1C3A36"/>
                 <w:sz w:val="14"/>
               </w:rPr>
-              <w:t>2024-10-23</w:t>
+              <w:t>2025-09-24</w:t>
             </w:r>
           </w:p>
         </w:tc>
@@ -7228,7 +7228,7 @@
                 <w:color w:val="1C3A36"/>
                 <w:sz w:val="14"/>
               </w:rPr>
-              <w:t>Audited financial statements, year ended 30 June 2024 (Central Auditing Organization, report dated 23 October 2024), statement of financial position</w:t>
+              <w:t>Audited financial statements, year ended 30 June 2025 (Central Auditing Organization, report dated 23 September 2025), statement of financial position</w:t>
             </w:r>
           </w:p>
         </w:tc>
@@ -7248,7 +7248,7 @@
                 <w:color w:val="1C3A36"/>
                 <w:sz w:val="14"/>
               </w:rPr>
-              <w:t>bs_dtl_FY2425</w:t>
+              <w:t>bs_dtl_M9FY2526</w:t>
             </w:r>
           </w:p>
         </w:tc>
@@ -7266,7 +7266,7 @@
                 <w:color w:val="1C3A36"/>
                 <w:sz w:val="14"/>
               </w:rPr>
-              <w:t>990.863</w:t>
+              <w:t>961.184</w:t>
             </w:r>
           </w:p>
         </w:tc>
@@ -7302,7 +7302,7 @@
                 <w:color w:val="1C3A36"/>
                 <w:sz w:val="14"/>
               </w:rPr>
-              <w:t>2025-09-24</w:t>
+              <w:t>2026-05-21</w:t>
             </w:r>
           </w:p>
         </w:tc>
@@ -7320,7 +7320,7 @@
                 <w:color w:val="1C3A36"/>
                 <w:sz w:val="14"/>
               </w:rPr>
-              <w:t>Audited financial statements, year ended 30 June 2025 (Central Auditing Organization, report dated 23 September 2025), statement of financial position</w:t>
+              <w:t>Interim statements, nine months ended 31 March 2026, limited review dated 20 May 2026, statement of financial position</w:t>
             </w:r>
           </w:p>
         </w:tc>
@@ -7340,7 +7340,7 @@
                 <w:color w:val="1C3A36"/>
                 <w:sz w:val="14"/>
               </w:rPr>
-              <w:t>bs_dtl_M9FY2526</w:t>
+              <w:t>bs_fixed_FY2223</w:t>
             </w:r>
           </w:p>
         </w:tc>
@@ -7358,7 +7358,7 @@
                 <w:color w:val="1C3A36"/>
                 <w:sz w:val="14"/>
               </w:rPr>
-              <w:t>961.184</w:t>
+              <w:t>11,300</w:t>
             </w:r>
           </w:p>
         </w:tc>
@@ -7394,7 +7394,7 @@
                 <w:color w:val="1C3A36"/>
                 <w:sz w:val="14"/>
               </w:rPr>
-              <w:t>2026-05-21</w:t>
+              <w:t>2023-10-08</w:t>
             </w:r>
           </w:p>
         </w:tc>
@@ -7412,7 +7412,7 @@
                 <w:color w:val="1C3A36"/>
                 <w:sz w:val="14"/>
               </w:rPr>
-              <w:t>Interim statements, nine months ended 31 March 2026, limited review dated 20 May 2026, statement of financial position</w:t>
+              <w:t>Audited financial statements, year ended 30 June 2023 (Central Auditing Organization with PKF Rashed Badr &amp; Co, report dated 8 October 2023), statement of financial position</w:t>
             </w:r>
           </w:p>
         </w:tc>
@@ -7432,7 +7432,7 @@
                 <w:color w:val="1C3A36"/>
                 <w:sz w:val="14"/>
               </w:rPr>
-              <w:t>bs_fixed_FY2223</w:t>
+              <w:t>bs_fixed_FY2324</w:t>
             </w:r>
           </w:p>
         </w:tc>
@@ -7450,7 +7450,7 @@
                 <w:color w:val="1C3A36"/>
                 <w:sz w:val="14"/>
               </w:rPr>
-              <w:t>11,300</w:t>
+              <w:t>14,144</w:t>
             </w:r>
           </w:p>
         </w:tc>
@@ -7486,7 +7486,7 @@
                 <w:color w:val="1C3A36"/>
                 <w:sz w:val="14"/>
               </w:rPr>
-              <w:t>2023-10-08</w:t>
+              <w:t>2024-10-23</w:t>
             </w:r>
           </w:p>
         </w:tc>
@@ -7504,7 +7504,7 @@
                 <w:color w:val="1C3A36"/>
                 <w:sz w:val="14"/>
               </w:rPr>
-              <w:t>Audited financial statements, year ended 30 June 2023 (Central Auditing Organization with PKF Rashed Badr &amp; Co, report dated 8 October 2023), statement of financial position</w:t>
+              <w:t>Audited financial statements, year ended 30 June 2024 (Central Auditing Organization, report dated 23 October 2024), statement of financial position</w:t>
             </w:r>
           </w:p>
         </w:tc>
@@ -7524,7 +7524,7 @@
                 <w:color w:val="1C3A36"/>
                 <w:sz w:val="14"/>
               </w:rPr>
-              <w:t>bs_fixed_FY2324</w:t>
+              <w:t>bs_fixed_FY2425</w:t>
             </w:r>
           </w:p>
         </w:tc>
@@ -7542,7 +7542,7 @@
                 <w:color w:val="1C3A36"/>
                 <w:sz w:val="14"/>
               </w:rPr>
-              <w:t>14,144</w:t>
+              <w:t>13,587</w:t>
             </w:r>
           </w:p>
         </w:tc>
@@ -7578,7 +7578,7 @@
                 <w:color w:val="1C3A36"/>
                 <w:sz w:val="14"/>
               </w:rPr>
-              <w:t>2024-10-23</w:t>
+              <w:t>2025-09-24</w:t>
             </w:r>
           </w:p>
         </w:tc>
@@ -7596,7 +7596,7 @@
                 <w:color w:val="1C3A36"/>
                 <w:sz w:val="14"/>
               </w:rPr>
-              <w:t>Audited financial statements, year ended 30 June 2024 (Central Auditing Organization, report dated 23 October 2024), statement of financial position</w:t>
+              <w:t>Audited financial statements, year ended 30 June 2025 (Central Auditing Organization, report dated 23 September 2025), statement of financial position</w:t>
             </w:r>
           </w:p>
         </w:tc>
@@ -7616,7 +7616,7 @@
                 <w:color w:val="1C3A36"/>
                 <w:sz w:val="14"/>
               </w:rPr>
-              <w:t>bs_fixed_FY2425</w:t>
+              <w:t>bs_fixed_M9FY2526</w:t>
             </w:r>
           </w:p>
         </w:tc>
@@ -7634,7 +7634,7 @@
                 <w:color w:val="1C3A36"/>
                 <w:sz w:val="14"/>
               </w:rPr>
-              <w:t>13,587</w:t>
+              <w:t>13,058</w:t>
             </w:r>
           </w:p>
         </w:tc>
@@ -7670,7 +7670,7 @@
                 <w:color w:val="1C3A36"/>
                 <w:sz w:val="14"/>
               </w:rPr>
-              <w:t>2025-09-24</w:t>
+              <w:t>2026-05-21</w:t>
             </w:r>
           </w:p>
         </w:tc>
@@ -7688,7 +7688,7 @@
                 <w:color w:val="1C3A36"/>
                 <w:sz w:val="14"/>
               </w:rPr>
-              <w:t>Audited financial statements, year ended 30 June 2025 (Central Auditing Organization, report dated 23 September 2025), statement of financial position</w:t>
+              <w:t>Interim statements, nine months ended 31 March 2026, limited review dated 20 May 2026, statement of financial position</w:t>
             </w:r>
           </w:p>
         </w:tc>
@@ -7708,7 +7708,7 @@
                 <w:color w:val="1C3A36"/>
                 <w:sz w:val="14"/>
               </w:rPr>
-              <w:t>bs_fixed_M9FY2526</w:t>
+              <w:t>bs_fvoci_FY2223</w:t>
             </w:r>
           </w:p>
         </w:tc>
@@ -7726,7 +7726,7 @@
                 <w:color w:val="1C3A36"/>
                 <w:sz w:val="14"/>
               </w:rPr>
-              <w:t>13,058</w:t>
+              <w:t>1,855</w:t>
             </w:r>
           </w:p>
         </w:tc>
@@ -7762,7 +7762,7 @@
                 <w:color w:val="1C3A36"/>
                 <w:sz w:val="14"/>
               </w:rPr>
-              <w:t>2026-05-21</w:t>
+              <w:t>2023-10-08</w:t>
             </w:r>
           </w:p>
         </w:tc>
@@ -7780,7 +7780,7 @@
                 <w:color w:val="1C3A36"/>
                 <w:sz w:val="14"/>
               </w:rPr>
-              <w:t>Interim statements, nine months ended 31 March 2026, limited review dated 20 May 2026, statement of financial position</w:t>
+              <w:t>Audited financial statements, year ended 30 June 2023 (Central Auditing Organization with PKF Rashed Badr &amp; Co, report dated 8 October 2023), statement of financial position</w:t>
             </w:r>
           </w:p>
         </w:tc>
@@ -7800,7 +7800,7 @@
                 <w:color w:val="1C3A36"/>
                 <w:sz w:val="14"/>
               </w:rPr>
-              <w:t>bs_fvoci_FY2223</w:t>
+              <w:t>bs_fvoci_FY2324</w:t>
             </w:r>
           </w:p>
         </w:tc>
@@ -7818,7 +7818,7 @@
                 <w:color w:val="1C3A36"/>
                 <w:sz w:val="14"/>
               </w:rPr>
-              <w:t>1,855</w:t>
+              <w:t>2,491</w:t>
             </w:r>
           </w:p>
         </w:tc>
@@ -7854,7 +7854,7 @@
                 <w:color w:val="1C3A36"/>
                 <w:sz w:val="14"/>
               </w:rPr>
-              <w:t>2023-10-08</w:t>
+              <w:t>2024-10-23</w:t>
             </w:r>
           </w:p>
         </w:tc>
@@ -7872,7 +7872,7 @@
                 <w:color w:val="1C3A36"/>
                 <w:sz w:val="14"/>
               </w:rPr>
-              <w:t>Audited financial statements, year ended 30 June 2023 (Central Auditing Organization with PKF Rashed Badr &amp; Co, report dated 8 October 2023), statement of financial position</w:t>
+              <w:t>Audited financial statements, year ended 30 June 2024 (Central Auditing Organization, report dated 23 October 2024), statement of financial position</w:t>
             </w:r>
           </w:p>
         </w:tc>
@@ -7892,7 +7892,7 @@
                 <w:color w:val="1C3A36"/>
                 <w:sz w:val="14"/>
               </w:rPr>
-              <w:t>bs_fvoci_FY2324</w:t>
+              <w:t>bs_fvoci_FY2425</w:t>
             </w:r>
           </w:p>
         </w:tc>
@@ -7910,7 +7910,7 @@
                 <w:color w:val="1C3A36"/>
                 <w:sz w:val="14"/>
               </w:rPr>
-              <w:t>2,491</w:t>
+              <w:t>2,163</w:t>
             </w:r>
           </w:p>
         </w:tc>
@@ -7946,7 +7946,7 @@
                 <w:color w:val="1C3A36"/>
                 <w:sz w:val="14"/>
               </w:rPr>
-              <w:t>2024-10-23</w:t>
+              <w:t>2025-09-24</w:t>
             </w:r>
           </w:p>
         </w:tc>
@@ -7964,7 +7964,7 @@
                 <w:color w:val="1C3A36"/>
                 <w:sz w:val="14"/>
               </w:rPr>
-              <w:t>Audited financial statements, year ended 30 June 2024 (Central Auditing Organization, report dated 23 October 2024), statement of financial position</w:t>
+              <w:t>Audited financial statements, year ended 30 June 2025 (Central Auditing Organization, report dated 23 September 2025), statement of financial position</w:t>
             </w:r>
           </w:p>
         </w:tc>
@@ -7984,7 +7984,7 @@
                 <w:color w:val="1C3A36"/>
                 <w:sz w:val="14"/>
               </w:rPr>
-              <w:t>bs_fvoci_FY2425</w:t>
+              <w:t>bs_fvoci_M9FY2526</w:t>
             </w:r>
           </w:p>
         </w:tc>
@@ -8002,7 +8002,7 @@
                 <w:color w:val="1C3A36"/>
                 <w:sz w:val="14"/>
               </w:rPr>
-              <w:t>2,163</w:t>
+              <w:t>1,383</w:t>
             </w:r>
           </w:p>
         </w:tc>
@@ -8038,7 +8038,7 @@
                 <w:color w:val="1C3A36"/>
                 <w:sz w:val="14"/>
               </w:rPr>
-              <w:t>2025-09-24</w:t>
+              <w:t>2026-05-21</w:t>
             </w:r>
           </w:p>
         </w:tc>
@@ -8056,191 +8056,7 @@
                 <w:color w:val="1C3A36"/>
                 <w:sz w:val="14"/>
               </w:rPr>
-              <w:t>Audited financial statements, year ended 30 June 2025 (Central Auditing Organization, report dated 23 September 2025), statement of financial position</w:t>
-            </w:r>
-          </w:p>
-        </w:tc>
-      </w:tr>
-      <w:tr>
-        <w:tc>
-          <w:tcPr>
-            <w:tcW w:type="dxa" w:w="2448"/>
-          </w:tcPr>
-          <w:p>
-            <w:pPr>
-              <w:spacing w:after="20"/>
-              <w:jc w:val="left"/>
-            </w:pPr>
-            <w:r>
-              <w:rPr>
-                <w:color w:val="1C3A36"/>
-                <w:sz w:val="14"/>
-              </w:rPr>
-              <w:t>bs_fvoci_M9FY2526</w:t>
-            </w:r>
-          </w:p>
-        </w:tc>
-        <w:tc>
-          <w:tcPr>
-            <w:tcW w:type="dxa" w:w="1944"/>
-          </w:tcPr>
-          <w:p>
-            <w:pPr>
-              <w:spacing w:after="20"/>
-              <w:jc w:val="left"/>
-            </w:pPr>
-            <w:r>
-              <w:rPr>
-                <w:color w:val="1C3A36"/>
-                <w:sz w:val="14"/>
-              </w:rPr>
-              <w:t>1,383</w:t>
-            </w:r>
-          </w:p>
-        </w:tc>
-        <w:tc>
-          <w:tcPr>
-            <w:tcW w:type="dxa" w:w="1224"/>
-          </w:tcPr>
-          <w:p>
-            <w:pPr>
-              <w:spacing w:after="20"/>
-              <w:jc w:val="left"/>
-            </w:pPr>
-            <w:r>
-              <w:rPr>
-                <w:color w:val="1C3A36"/>
-                <w:sz w:val="14"/>
-              </w:rPr>
-              <w:t>EGP m</w:t>
-            </w:r>
-          </w:p>
-        </w:tc>
-        <w:tc>
-          <w:tcPr>
-            <w:tcW w:type="dxa" w:w="1152"/>
-          </w:tcPr>
-          <w:p>
-            <w:pPr>
-              <w:spacing w:after="20"/>
-              <w:jc w:val="left"/>
-            </w:pPr>
-            <w:r>
-              <w:rPr>
-                <w:color w:val="1C3A36"/>
-                <w:sz w:val="14"/>
-              </w:rPr>
-              <w:t>2026-05-21</w:t>
-            </w:r>
-          </w:p>
-        </w:tc>
-        <w:tc>
-          <w:tcPr>
-            <w:tcW w:type="dxa" w:w="7344"/>
-          </w:tcPr>
-          <w:p>
-            <w:pPr>
-              <w:spacing w:after="20"/>
-              <w:jc w:val="left"/>
-            </w:pPr>
-            <w:r>
-              <w:rPr>
-                <w:color w:val="1C3A36"/>
-                <w:sz w:val="14"/>
-              </w:rPr>
               <w:t>Interim statements, nine months ended 31 March 2026, limited review dated 20 May 2026, statement of financial position</w:t>
-            </w:r>
-          </w:p>
-        </w:tc>
-      </w:tr>
-      <w:tr>
-        <w:tc>
-          <w:tcPr>
-            <w:tcW w:type="dxa" w:w="2448"/>
-          </w:tcPr>
-          <w:p>
-            <w:pPr>
-              <w:spacing w:after="20"/>
-              <w:jc w:val="left"/>
-            </w:pPr>
-            <w:r>
-              <w:rPr>
-                <w:color w:val="1C3A36"/>
-                <w:sz w:val="14"/>
-              </w:rPr>
-              <w:t>bs_gross_fixed_M9FY2526</w:t>
-            </w:r>
-          </w:p>
-        </w:tc>
-        <w:tc>
-          <w:tcPr>
-            <w:tcW w:type="dxa" w:w="1944"/>
-          </w:tcPr>
-          <w:p>
-            <w:pPr>
-              <w:spacing w:after="20"/>
-              <w:jc w:val="left"/>
-            </w:pPr>
-            <w:r>
-              <w:rPr>
-                <w:color w:val="1C3A36"/>
-                <w:sz w:val="14"/>
-              </w:rPr>
-              <w:t>17,022</w:t>
-            </w:r>
-          </w:p>
-        </w:tc>
-        <w:tc>
-          <w:tcPr>
-            <w:tcW w:type="dxa" w:w="1224"/>
-          </w:tcPr>
-          <w:p>
-            <w:pPr>
-              <w:spacing w:after="20"/>
-              <w:jc w:val="left"/>
-            </w:pPr>
-            <w:r>
-              <w:rPr>
-                <w:color w:val="1C3A36"/>
-                <w:sz w:val="14"/>
-              </w:rPr>
-              <w:t>EGP m</w:t>
-            </w:r>
-          </w:p>
-        </w:tc>
-        <w:tc>
-          <w:tcPr>
-            <w:tcW w:type="dxa" w:w="1152"/>
-          </w:tcPr>
-          <w:p>
-            <w:pPr>
-              <w:spacing w:after="20"/>
-              <w:jc w:val="left"/>
-            </w:pPr>
-            <w:r>
-              <w:rPr>
-                <w:color w:val="1C3A36"/>
-                <w:sz w:val="14"/>
-              </w:rPr>
-              <w:t>2026-05-20</w:t>
-            </w:r>
-          </w:p>
-        </w:tc>
-        <w:tc>
-          <w:tcPr>
-            <w:tcW w:type="dxa" w:w="7344"/>
-          </w:tcPr>
-          <w:p>
-            <w:pPr>
-              <w:spacing w:after="20"/>
-              <w:jc w:val="left"/>
-            </w:pPr>
-            <w:r>
-              <w:rPr>
-                <w:color w:val="1C3A36"/>
-                <w:sz w:val="14"/>
-              </w:rPr>
-              <w:t>Interim statements, nine months ended 31 March 2026, limited review dated 20 May 2026, note 6 fixed assets at cost</w:t>
             </w:r>
           </w:p>
         </w:tc>

--- a/engine/egch_study/EGCH_Bibliography_05-09-2026.docx
+++ b/engine/egch_study/EGCH_Bibliography_05-09-2026.docx
@@ -22673,7 +22673,7 @@
           <w:color w:val="1C3A36"/>
           <w:sz w:val="21"/>
         </w:rPr>
-        <w:t>L3 — Official external (regulator, central bank, government)  (12 inputs)</w:t>
+        <w:t>L3 — Official external (regulator, central bank, government)  (11 inputs)</w:t>
       </w:r>
     </w:p>
     <w:tbl>
@@ -23006,98 +23006,6 @@
                 <w:color w:val="1C3A36"/>
                 <w:sz w:val="14"/>
               </w:rPr>
-              <w:t>export_duty_2026</w:t>
-            </w:r>
-          </w:p>
-        </w:tc>
-        <w:tc>
-          <w:tcPr>
-            <w:tcW w:type="dxa" w:w="1944"/>
-          </w:tcPr>
-          <w:p>
-            <w:pPr>
-              <w:spacing w:after="20"/>
-              <w:jc w:val="left"/>
-            </w:pPr>
-            <w:r>
-              <w:rPr>
-                <w:color w:val="1C3A36"/>
-                <w:sz w:val="14"/>
-              </w:rPr>
-              <w:t>0.1</w:t>
-            </w:r>
-          </w:p>
-        </w:tc>
-        <w:tc>
-          <w:tcPr>
-            <w:tcW w:type="dxa" w:w="1224"/>
-          </w:tcPr>
-          <w:p>
-            <w:pPr>
-              <w:spacing w:after="20"/>
-              <w:jc w:val="left"/>
-            </w:pPr>
-            <w:r>
-              <w:rPr>
-                <w:color w:val="1C3A36"/>
-                <w:sz w:val="14"/>
-              </w:rPr>
-              <w:t>ratio</w:t>
-            </w:r>
-          </w:p>
-        </w:tc>
-        <w:tc>
-          <w:tcPr>
-            <w:tcW w:type="dxa" w:w="1152"/>
-          </w:tcPr>
-          <w:p>
-            <w:pPr>
-              <w:spacing w:after="20"/>
-              <w:jc w:val="left"/>
-            </w:pPr>
-            <w:r>
-              <w:rPr>
-                <w:color w:val="1C3A36"/>
-                <w:sz w:val="14"/>
-              </w:rPr>
-              <w:t>2026-01-01</w:t>
-            </w:r>
-          </w:p>
-        </w:tc>
-        <w:tc>
-          <w:tcPr>
-            <w:tcW w:type="dxa" w:w="7344"/>
-          </w:tcPr>
-          <w:p>
-            <w:pPr>
-              <w:spacing w:after="20"/>
-              <w:jc w:val="left"/>
-            </w:pPr>
-            <w:r>
-              <w:rPr>
-                <w:color w:val="1C3A36"/>
-                <w:sz w:val="14"/>
-              </w:rPr>
-              <w:t>2026 replacement of the shortfall levy with an ad-valorem duty tied to the global price</w:t>
-            </w:r>
-          </w:p>
-        </w:tc>
-      </w:tr>
-      <w:tr>
-        <w:tc>
-          <w:tcPr>
-            <w:tcW w:type="dxa" w:w="2448"/>
-          </w:tcPr>
-          <w:p>
-            <w:pPr>
-              <w:spacing w:after="20"/>
-              <w:jc w:val="left"/>
-            </w:pPr>
-            <w:r>
-              <w:rPr>
-                <w:color w:val="1C3A36"/>
-                <w:sz w:val="14"/>
-              </w:rPr>
               <w:t>export_levy_egp_t</w:t>
             </w:r>
           </w:p>
@@ -23928,7 +23836,7 @@
           <w:color w:val="1C3A36"/>
           <w:sz w:val="21"/>
         </w:rPr>
-        <w:t>L4 — Industry and sector context  (21 inputs)</w:t>
+        <w:t>L4 — Industry and sector context  (24 inputs)</w:t>
       </w:r>
     </w:p>
     <w:tbl>
@@ -24813,7 +24721,7 @@
                 <w:color w:val="1C3A36"/>
                 <w:sz w:val="14"/>
               </w:rPr>
-              <w:t>greenfield_capex_usd_t_high</w:t>
+              <w:t>erp_cds_superseded</w:t>
             </w:r>
           </w:p>
         </w:tc>
@@ -24831,7 +24739,7 @@
                 <w:color w:val="1C3A36"/>
                 <w:sz w:val="14"/>
               </w:rPr>
-              <w:t>700</w:t>
+              <w:t>0.0942</w:t>
             </w:r>
           </w:p>
         </w:tc>
@@ -24849,7 +24757,7 @@
                 <w:color w:val="1C3A36"/>
                 <w:sz w:val="14"/>
               </w:rPr>
-              <w:t>US$/annual t</w:t>
+              <w:t>ratio</w:t>
             </w:r>
           </w:p>
         </w:tc>
@@ -24867,7 +24775,7 @@
                 <w:color w:val="1C3A36"/>
                 <w:sz w:val="14"/>
               </w:rPr>
-              <w:t>2026-03-25</w:t>
+              <w:t>2026-08-08</w:t>
             </w:r>
           </w:p>
         </w:tc>
@@ -24885,7 +24793,7 @@
                 <w:color w:val="1C3A36"/>
                 <w:sz w:val="14"/>
               </w:rPr>
-              <w:t>Industry build-cost range</w:t>
+              <w:t>The credit-default-swap equity risk premium this study carried BEFORE the correction of 9 August 2026, reconstructed at the time from a sovereign spread the source file does not carry. Registered as the historical fact it is so the correction note beside it is computed rather than typed.</w:t>
             </w:r>
           </w:p>
         </w:tc>
@@ -24905,7 +24813,7 @@
                 <w:color w:val="1C3A36"/>
                 <w:sz w:val="14"/>
               </w:rPr>
-              <w:t>greenfield_capex_usd_t_low</w:t>
+              <w:t>export_duty_2026</w:t>
             </w:r>
           </w:p>
         </w:tc>
@@ -24923,7 +24831,7 @@
                 <w:color w:val="1C3A36"/>
                 <w:sz w:val="14"/>
               </w:rPr>
-              <w:t>550</w:t>
+              <w:t>0.1</w:t>
             </w:r>
           </w:p>
         </w:tc>
@@ -24941,7 +24849,7 @@
                 <w:color w:val="1C3A36"/>
                 <w:sz w:val="14"/>
               </w:rPr>
-              <w:t>US$/annual t</w:t>
+              <w:t>ratio</w:t>
             </w:r>
           </w:p>
         </w:tc>
@@ -24959,7 +24867,7 @@
                 <w:color w:val="1C3A36"/>
                 <w:sz w:val="14"/>
               </w:rPr>
-              <w:t>2026-03-25</w:t>
+              <w:t>2026-01-01</w:t>
             </w:r>
           </w:p>
         </w:tc>
@@ -24977,7 +24885,7 @@
                 <w:color w:val="1C3A36"/>
                 <w:sz w:val="14"/>
               </w:rPr>
-              <w:t>Industry build-cost range for a urea line with its own ammonia unit</w:t>
+              <w:t>2026 replacement of the shortfall levy with an ad-valorem duty tied to the global price. NO DECREE, MINISTRY OR RATE DOCUMENT HAS BEEN LOCATED: this rests on press reporting (Mada Masr, Edge Consultancy) as this study's own sweep register states, not on an official instrument, and it is tiered L4 for that reason while the three policy inputs above cite their decisions by number</w:t>
             </w:r>
           </w:p>
         </w:tc>
@@ -24997,7 +24905,7 @@
                 <w:color w:val="1C3A36"/>
                 <w:sz w:val="14"/>
               </w:rPr>
-              <w:t>local_sack_price_high</w:t>
+              <w:t>greenfield_capex_usd_t_high</w:t>
             </w:r>
           </w:p>
         </w:tc>
@@ -25015,7 +24923,7 @@
                 <w:color w:val="1C3A36"/>
                 <w:sz w:val="14"/>
               </w:rPr>
-              <w:t>1,600</w:t>
+              <w:t>700</w:t>
             </w:r>
           </w:p>
         </w:tc>
@@ -25033,7 +24941,7 @@
                 <w:color w:val="1C3A36"/>
                 <w:sz w:val="14"/>
               </w:rPr>
-              <w:t>EGP per 50kg</w:t>
+              <w:t>US$/annual t</w:t>
             </w:r>
           </w:p>
         </w:tc>
@@ -25051,7 +24959,7 @@
                 <w:color w:val="1C3A36"/>
                 <w:sz w:val="14"/>
               </w:rPr>
-              <w:t>2026-06-30</w:t>
+              <w:t>2026-03-25</w:t>
             </w:r>
           </w:p>
         </w:tc>
@@ -25069,7 +24977,7 @@
                 <w:color w:val="1C3A36"/>
                 <w:sz w:val="14"/>
               </w:rPr>
-              <w:t>Egyptian press reporting of open-market fertilizer sack prices</w:t>
+              <w:t>Industry build-cost range</w:t>
             </w:r>
           </w:p>
         </w:tc>
@@ -25089,7 +24997,7 @@
                 <w:color w:val="1C3A36"/>
                 <w:sz w:val="14"/>
               </w:rPr>
-              <w:t>local_sack_price_low</w:t>
+              <w:t>greenfield_capex_usd_t_low</w:t>
             </w:r>
           </w:p>
         </w:tc>
@@ -25107,7 +25015,7 @@
                 <w:color w:val="1C3A36"/>
                 <w:sz w:val="14"/>
               </w:rPr>
-              <w:t>1,400</w:t>
+              <w:t>550</w:t>
             </w:r>
           </w:p>
         </w:tc>
@@ -25125,7 +25033,7 @@
                 <w:color w:val="1C3A36"/>
                 <w:sz w:val="14"/>
               </w:rPr>
-              <w:t>EGP per 50kg</w:t>
+              <w:t>US$/annual t</w:t>
             </w:r>
           </w:p>
         </w:tc>
@@ -25143,7 +25051,7 @@
                 <w:color w:val="1C3A36"/>
                 <w:sz w:val="14"/>
               </w:rPr>
-              <w:t>2026-06-30</w:t>
+              <w:t>2026-03-25</w:t>
             </w:r>
           </w:p>
         </w:tc>
@@ -25161,7 +25069,7 @@
                 <w:color w:val="1C3A36"/>
                 <w:sz w:val="14"/>
               </w:rPr>
-              <w:t>Egyptian press reporting of open-market fertilizer sack prices</w:t>
+              <w:t>Industry build-cost range for a urea line with its own ammonia unit</w:t>
             </w:r>
           </w:p>
         </w:tc>
@@ -25181,7 +25089,7 @@
                 <w:color w:val="1C3A36"/>
                 <w:sz w:val="14"/>
               </w:rPr>
-              <w:t>mid_cycle_urea_usd_t</w:t>
+              <w:t>local_sack_price_high</w:t>
             </w:r>
           </w:p>
         </w:tc>
@@ -25199,7 +25107,7 @@
                 <w:color w:val="1C3A36"/>
                 <w:sz w:val="14"/>
               </w:rPr>
-              <w:t>400</w:t>
+              <w:t>1,600</w:t>
             </w:r>
           </w:p>
         </w:tc>
@@ -25217,7 +25125,7 @@
                 <w:color w:val="1C3A36"/>
                 <w:sz w:val="14"/>
               </w:rPr>
-              <w:t>US$/t</w:t>
+              <w:t>EGP per 50kg</w:t>
             </w:r>
           </w:p>
         </w:tc>
@@ -25235,7 +25143,7 @@
                 <w:color w:val="1C3A36"/>
                 <w:sz w:val="14"/>
               </w:rPr>
-              <w:t>2026-08-07</w:t>
+              <w:t>2026-06-30</w:t>
             </w:r>
           </w:p>
         </w:tc>
@@ -25253,7 +25161,7 @@
                 <w:color w:val="1C3A36"/>
                 <w:sz w:val="14"/>
               </w:rPr>
-              <w:t>Mid-cycle urea free-on-board Egypt: above the 2015-2020 average of roughly US$250 and well below the August 2026 quote of US$545</w:t>
+              <w:t>Egyptian press reporting of open-market fertilizer sack prices</w:t>
             </w:r>
           </w:p>
         </w:tc>
@@ -25273,7 +25181,7 @@
                 <w:color w:val="1C3A36"/>
                 <w:sz w:val="14"/>
               </w:rPr>
-              <w:t>mideast_seaborne_share</w:t>
+              <w:t>local_sack_price_low</w:t>
             </w:r>
           </w:p>
         </w:tc>
@@ -25291,7 +25199,7 @@
                 <w:color w:val="1C3A36"/>
                 <w:sz w:val="14"/>
               </w:rPr>
-              <w:t>0.35</w:t>
+              <w:t>1,400</w:t>
             </w:r>
           </w:p>
         </w:tc>
@@ -25309,7 +25217,7 @@
                 <w:color w:val="1C3A36"/>
                 <w:sz w:val="14"/>
               </w:rPr>
-              <w:t>ratio</w:t>
+              <w:t>EGP per 50kg</w:t>
             </w:r>
           </w:p>
         </w:tc>
@@ -25327,7 +25235,7 @@
                 <w:color w:val="1C3A36"/>
                 <w:sz w:val="14"/>
               </w:rPr>
-              <w:t>2026-03-01</w:t>
+              <w:t>2026-06-30</w:t>
             </w:r>
           </w:p>
         </w:tc>
@@ -25345,7 +25253,7 @@
                 <w:color w:val="1C3A36"/>
                 <w:sz w:val="14"/>
               </w:rPr>
-              <w:t>Commodity research on Middle East share of seaborne ammonia and urea trade</w:t>
+              <w:t>Egyptian press reporting of open-market fertilizer sack prices</w:t>
             </w:r>
           </w:p>
         </w:tc>
@@ -25365,7 +25273,7 @@
                 <w:color w:val="1C3A36"/>
                 <w:sz w:val="14"/>
               </w:rPr>
-              <w:t>peer_abuqir_capacity</w:t>
+              <w:t>mid_cycle_urea_usd_t</w:t>
             </w:r>
           </w:p>
         </w:tc>
@@ -25383,7 +25291,7 @@
                 <w:color w:val="1C3A36"/>
                 <w:sz w:val="14"/>
               </w:rPr>
-              <w:t>2,000</w:t>
+              <w:t>400</w:t>
             </w:r>
           </w:p>
         </w:tc>
@@ -25401,7 +25309,7 @@
                 <w:color w:val="1C3A36"/>
                 <w:sz w:val="14"/>
               </w:rPr>
-              <w:t>kt/year</w:t>
+              <w:t>US$/t</w:t>
             </w:r>
           </w:p>
         </w:tc>
@@ -25419,7 +25327,7 @@
                 <w:color w:val="1C3A36"/>
                 <w:sz w:val="14"/>
               </w:rPr>
-              <w:t>2026-03-25</w:t>
+              <w:t>2026-08-07</w:t>
             </w:r>
           </w:p>
         </w:tc>
@@ -25437,7 +25345,7 @@
                 <w:color w:val="1C3A36"/>
                 <w:sz w:val="14"/>
               </w:rPr>
-              <w:t>Industry capacity survey</w:t>
+              <w:t>Mid-cycle urea free-on-board Egypt: above the 2015-2020 average of roughly US$250 and well below the August 2026 quote of US$545</w:t>
             </w:r>
           </w:p>
         </w:tc>
@@ -25457,7 +25365,7 @@
                 <w:color w:val="1C3A36"/>
                 <w:sz w:val="14"/>
               </w:rPr>
-              <w:t>peer_ev_ebitda_high</w:t>
+              <w:t>mideast_seaborne_share</w:t>
             </w:r>
           </w:p>
         </w:tc>
@@ -25475,7 +25383,7 @@
                 <w:color w:val="1C3A36"/>
                 <w:sz w:val="14"/>
               </w:rPr>
-              <w:t>9.9</w:t>
+              <w:t>0.35</w:t>
             </w:r>
           </w:p>
         </w:tc>
@@ -25493,7 +25401,7 @@
                 <w:color w:val="1C3A36"/>
                 <w:sz w:val="14"/>
               </w:rPr>
-              <w:t>x</w:t>
+              <w:t>ratio</w:t>
             </w:r>
           </w:p>
         </w:tc>
@@ -25511,7 +25419,7 @@
                 <w:color w:val="1C3A36"/>
                 <w:sz w:val="14"/>
               </w:rPr>
-              <w:t>2026-08-09</w:t>
+              <w:t>2026-03-01</w:t>
             </w:r>
           </w:p>
         </w:tc>
@@ -25529,7 +25437,7 @@
                 <w:color w:val="1C3A36"/>
                 <w:sz w:val="14"/>
               </w:rPr>
-              <w:t>Constructed: the median of the listed Egyptian fertilizer and industrial set identified in external review (Ezz Steel 4.35x, MOPCO 5.92x, Abu Qir ~8.2x, EFIC 11.52x, SKPC 17.61x)</w:t>
+              <w:t>Commodity research on Middle East share of seaborne ammonia and urea trade</w:t>
             </w:r>
           </w:p>
         </w:tc>
@@ -25549,7 +25457,7 @@
                 <w:color w:val="1C3A36"/>
                 <w:sz w:val="14"/>
               </w:rPr>
-              <w:t>peer_ev_ebitda_low</w:t>
+              <w:t>peer_abuqir_capacity</w:t>
             </w:r>
           </w:p>
         </w:tc>
@@ -25567,7 +25475,7 @@
                 <w:color w:val="1C3A36"/>
                 <w:sz w:val="14"/>
               </w:rPr>
-              <w:t>6</w:t>
+              <w:t>2,000</w:t>
             </w:r>
           </w:p>
         </w:tc>
@@ -25585,7 +25493,7 @@
                 <w:color w:val="1C3A36"/>
                 <w:sz w:val="14"/>
               </w:rPr>
-              <w:t>x</w:t>
+              <w:t>kt/year</w:t>
             </w:r>
           </w:p>
         </w:tc>
@@ -25603,7 +25511,7 @@
                 <w:color w:val="1C3A36"/>
                 <w:sz w:val="14"/>
               </w:rPr>
-              <w:t>2026-08-09</w:t>
+              <w:t>2026-03-25</w:t>
             </w:r>
           </w:p>
         </w:tc>
@@ -25621,7 +25529,7 @@
                 <w:color w:val="1C3A36"/>
                 <w:sz w:val="14"/>
               </w:rPr>
-              <w:t>Constructed: the low end of the observable Egyptian listed range. Ezz Steel trades near 4.4x and MOPCO near 5.9x on the same basis; 6.0x is set at the top of that industrial cluster and below the fertilizer comparables, as the conservative floor for a single-asset producer with a committed capital programme.</w:t>
+              <w:t>Industry capacity survey</w:t>
             </w:r>
           </w:p>
         </w:tc>
@@ -25641,7 +25549,7 @@
                 <w:color w:val="1C3A36"/>
                 <w:sz w:val="14"/>
               </w:rPr>
-              <w:t>peer_mopco_capacity</w:t>
+              <w:t>peer_ev_ebitda_high</w:t>
             </w:r>
           </w:p>
         </w:tc>
@@ -25659,7 +25567,7 @@
                 <w:color w:val="1C3A36"/>
                 <w:sz w:val="14"/>
               </w:rPr>
-              <w:t>1,800</w:t>
+              <w:t>9.9</w:t>
             </w:r>
           </w:p>
         </w:tc>
@@ -25677,7 +25585,7 @@
                 <w:color w:val="1C3A36"/>
                 <w:sz w:val="14"/>
               </w:rPr>
-              <w:t>kt/year</w:t>
+              <w:t>x</w:t>
             </w:r>
           </w:p>
         </w:tc>
@@ -25695,7 +25603,7 @@
                 <w:color w:val="1C3A36"/>
                 <w:sz w:val="14"/>
               </w:rPr>
-              <w:t>2026-03-25</w:t>
+              <w:t>2026-08-09</w:t>
             </w:r>
           </w:p>
         </w:tc>
@@ -25713,7 +25621,7 @@
                 <w:color w:val="1C3A36"/>
                 <w:sz w:val="14"/>
               </w:rPr>
-              <w:t>Industry capacity survey</w:t>
+              <w:t>Constructed: the median of the listed Egyptian fertilizer and industrial set identified in external review (Ezz Steel 4.35x, MOPCO 5.92x, Abu Qir ~8.2x, EFIC 11.52x, SKPC 17.61x)</w:t>
             </w:r>
           </w:p>
         </w:tc>
@@ -25733,7 +25641,7 @@
                 <w:color w:val="1C3A36"/>
                 <w:sz w:val="14"/>
               </w:rPr>
-              <w:t>peer_ncic_capacity</w:t>
+              <w:t>peer_ev_ebitda_low</w:t>
             </w:r>
           </w:p>
         </w:tc>
@@ -25751,7 +25659,7 @@
                 <w:color w:val="1C3A36"/>
                 <w:sz w:val="14"/>
               </w:rPr>
-              <w:t>1,300</w:t>
+              <w:t>6</w:t>
             </w:r>
           </w:p>
         </w:tc>
@@ -25769,7 +25677,7 @@
                 <w:color w:val="1C3A36"/>
                 <w:sz w:val="14"/>
               </w:rPr>
-              <w:t>kt/year</w:t>
+              <w:t>x</w:t>
             </w:r>
           </w:p>
         </w:tc>
@@ -25787,7 +25695,7 @@
                 <w:color w:val="1C3A36"/>
                 <w:sz w:val="14"/>
               </w:rPr>
-              <w:t>2026-03-25</w:t>
+              <w:t>2026-08-09</w:t>
             </w:r>
           </w:p>
         </w:tc>
@@ -25805,7 +25713,7 @@
                 <w:color w:val="1C3A36"/>
                 <w:sz w:val="14"/>
               </w:rPr>
-              <w:t>Industry capacity survey</w:t>
+              <w:t>Constructed: the low end of the observable Egyptian listed range. Ezz Steel trades near 4.4x and MOPCO near 5.9x on the same basis; 6.0x is set at the top of that industrial cluster and below the fertilizer comparables, as the conservative floor for a single-asset producer with a committed capital programme.</w:t>
             </w:r>
           </w:p>
         </w:tc>
@@ -25825,6 +25733,190 @@
                 <w:color w:val="1C3A36"/>
                 <w:sz w:val="14"/>
               </w:rPr>
+              <w:t>peer_mopco_capacity</w:t>
+            </w:r>
+          </w:p>
+        </w:tc>
+        <w:tc>
+          <w:tcPr>
+            <w:tcW w:type="dxa" w:w="1944"/>
+          </w:tcPr>
+          <w:p>
+            <w:pPr>
+              <w:spacing w:after="20"/>
+              <w:jc w:val="left"/>
+            </w:pPr>
+            <w:r>
+              <w:rPr>
+                <w:color w:val="1C3A36"/>
+                <w:sz w:val="14"/>
+              </w:rPr>
+              <w:t>1,800</w:t>
+            </w:r>
+          </w:p>
+        </w:tc>
+        <w:tc>
+          <w:tcPr>
+            <w:tcW w:type="dxa" w:w="1224"/>
+          </w:tcPr>
+          <w:p>
+            <w:pPr>
+              <w:spacing w:after="20"/>
+              <w:jc w:val="left"/>
+            </w:pPr>
+            <w:r>
+              <w:rPr>
+                <w:color w:val="1C3A36"/>
+                <w:sz w:val="14"/>
+              </w:rPr>
+              <w:t>kt/year</w:t>
+            </w:r>
+          </w:p>
+        </w:tc>
+        <w:tc>
+          <w:tcPr>
+            <w:tcW w:type="dxa" w:w="1152"/>
+          </w:tcPr>
+          <w:p>
+            <w:pPr>
+              <w:spacing w:after="20"/>
+              <w:jc w:val="left"/>
+            </w:pPr>
+            <w:r>
+              <w:rPr>
+                <w:color w:val="1C3A36"/>
+                <w:sz w:val="14"/>
+              </w:rPr>
+              <w:t>2026-03-25</w:t>
+            </w:r>
+          </w:p>
+        </w:tc>
+        <w:tc>
+          <w:tcPr>
+            <w:tcW w:type="dxa" w:w="7344"/>
+          </w:tcPr>
+          <w:p>
+            <w:pPr>
+              <w:spacing w:after="20"/>
+              <w:jc w:val="left"/>
+            </w:pPr>
+            <w:r>
+              <w:rPr>
+                <w:color w:val="1C3A36"/>
+                <w:sz w:val="14"/>
+              </w:rPr>
+              <w:t>Industry capacity survey</w:t>
+            </w:r>
+          </w:p>
+        </w:tc>
+      </w:tr>
+      <w:tr>
+        <w:tc>
+          <w:tcPr>
+            <w:tcW w:type="dxa" w:w="2448"/>
+          </w:tcPr>
+          <w:p>
+            <w:pPr>
+              <w:spacing w:after="20"/>
+              <w:jc w:val="left"/>
+            </w:pPr>
+            <w:r>
+              <w:rPr>
+                <w:color w:val="1C3A36"/>
+                <w:sz w:val="14"/>
+              </w:rPr>
+              <w:t>peer_ncic_capacity</w:t>
+            </w:r>
+          </w:p>
+        </w:tc>
+        <w:tc>
+          <w:tcPr>
+            <w:tcW w:type="dxa" w:w="1944"/>
+          </w:tcPr>
+          <w:p>
+            <w:pPr>
+              <w:spacing w:after="20"/>
+              <w:jc w:val="left"/>
+            </w:pPr>
+            <w:r>
+              <w:rPr>
+                <w:color w:val="1C3A36"/>
+                <w:sz w:val="14"/>
+              </w:rPr>
+              <w:t>1,300</w:t>
+            </w:r>
+          </w:p>
+        </w:tc>
+        <w:tc>
+          <w:tcPr>
+            <w:tcW w:type="dxa" w:w="1224"/>
+          </w:tcPr>
+          <w:p>
+            <w:pPr>
+              <w:spacing w:after="20"/>
+              <w:jc w:val="left"/>
+            </w:pPr>
+            <w:r>
+              <w:rPr>
+                <w:color w:val="1C3A36"/>
+                <w:sz w:val="14"/>
+              </w:rPr>
+              <w:t>kt/year</w:t>
+            </w:r>
+          </w:p>
+        </w:tc>
+        <w:tc>
+          <w:tcPr>
+            <w:tcW w:type="dxa" w:w="1152"/>
+          </w:tcPr>
+          <w:p>
+            <w:pPr>
+              <w:spacing w:after="20"/>
+              <w:jc w:val="left"/>
+            </w:pPr>
+            <w:r>
+              <w:rPr>
+                <w:color w:val="1C3A36"/>
+                <w:sz w:val="14"/>
+              </w:rPr>
+              <w:t>2026-03-25</w:t>
+            </w:r>
+          </w:p>
+        </w:tc>
+        <w:tc>
+          <w:tcPr>
+            <w:tcW w:type="dxa" w:w="7344"/>
+          </w:tcPr>
+          <w:p>
+            <w:pPr>
+              <w:spacing w:after="20"/>
+              <w:jc w:val="left"/>
+            </w:pPr>
+            <w:r>
+              <w:rPr>
+                <w:color w:val="1C3A36"/>
+                <w:sz w:val="14"/>
+              </w:rPr>
+              <w:t>Industry capacity survey</w:t>
+            </w:r>
+          </w:p>
+        </w:tc>
+      </w:tr>
+      <w:tr>
+        <w:tc>
+          <w:tcPr>
+            <w:tcW w:type="dxa" w:w="2448"/>
+          </w:tcPr>
+          <w:p>
+            <w:pPr>
+              <w:spacing w:after="20"/>
+              <w:jc w:val="left"/>
+            </w:pPr>
+            <w:r>
+              <w:rPr>
+                <w:color w:val="1C3A36"/>
+                <w:sz w:val="14"/>
+              </w:rPr>
               <w:t>plant_distance_to_port_km</w:t>
             </w:r>
           </w:p>
@@ -25898,6 +25990,98 @@
                 <w:sz w:val="14"/>
               </w:rPr>
               <w:t>Aswan to the Mediterranean export ports — the reason inland freight is a disclosed cost line of its own</w:t>
+            </w:r>
+          </w:p>
+        </w:tc>
+      </w:tr>
+      <w:tr>
+        <w:tc>
+          <w:tcPr>
+            <w:tcW w:type="dxa" w:w="2448"/>
+          </w:tcPr>
+          <w:p>
+            <w:pPr>
+              <w:spacing w:after="20"/>
+              <w:jc w:val="left"/>
+            </w:pPr>
+            <w:r>
+              <w:rPr>
+                <w:color w:val="1C3A36"/>
+                <w:sz w:val="14"/>
+              </w:rPr>
+              <w:t>sov_spread_cds_superseded</w:t>
+            </w:r>
+          </w:p>
+        </w:tc>
+        <w:tc>
+          <w:tcPr>
+            <w:tcW w:type="dxa" w:w="1944"/>
+          </w:tcPr>
+          <w:p>
+            <w:pPr>
+              <w:spacing w:after="20"/>
+              <w:jc w:val="left"/>
+            </w:pPr>
+            <w:r>
+              <w:rPr>
+                <w:color w:val="1C3A36"/>
+                <w:sz w:val="14"/>
+              </w:rPr>
+              <w:t>0.0355</w:t>
+            </w:r>
+          </w:p>
+        </w:tc>
+        <w:tc>
+          <w:tcPr>
+            <w:tcW w:type="dxa" w:w="1224"/>
+          </w:tcPr>
+          <w:p>
+            <w:pPr>
+              <w:spacing w:after="20"/>
+              <w:jc w:val="left"/>
+            </w:pPr>
+            <w:r>
+              <w:rPr>
+                <w:color w:val="1C3A36"/>
+                <w:sz w:val="14"/>
+              </w:rPr>
+              <w:t>ratio</w:t>
+            </w:r>
+          </w:p>
+        </w:tc>
+        <w:tc>
+          <w:tcPr>
+            <w:tcW w:type="dxa" w:w="1152"/>
+          </w:tcPr>
+          <w:p>
+            <w:pPr>
+              <w:spacing w:after="20"/>
+              <w:jc w:val="left"/>
+            </w:pPr>
+            <w:r>
+              <w:rPr>
+                <w:color w:val="1C3A36"/>
+                <w:sz w:val="14"/>
+              </w:rPr>
+              <w:t>2026-08-08</w:t>
+            </w:r>
+          </w:p>
+        </w:tc>
+        <w:tc>
+          <w:tcPr>
+            <w:tcW w:type="dxa" w:w="7344"/>
+          </w:tcPr>
+          <w:p>
+            <w:pPr>
+              <w:spacing w:after="20"/>
+              <w:jc w:val="left"/>
+            </w:pPr>
+            <w:r>
+              <w:rPr>
+                <w:color w:val="1C3A36"/>
+                <w:sz w:val="14"/>
+              </w:rPr>
+              <w:t>The sovereign credit-default-swap spread the superseded premium above was reconstructed from. It appears in no source file, which is why the premium built on it was corrected; it is registered here for the same reason as the premium.</w:t>
             </w:r>
           </w:p>
         </w:tc>

--- a/engine/egch_study/EGCH_Bibliography_05-09-2026.docx
+++ b/engine/egch_study/EGCH_Bibliography_05-09-2026.docx
@@ -22673,7 +22673,7 @@
           <w:color w:val="1C3A36"/>
           <w:sz w:val="21"/>
         </w:rPr>
-        <w:t>L3 — Official external (regulator, central bank, government)  (11 inputs)</w:t>
+        <w:t>L3 — Official external (regulator, central bank, government)  (13 inputs)</w:t>
       </w:r>
     </w:p>
     <w:tbl>
@@ -22822,7 +22822,7 @@
                 <w:color w:val="1C3A36"/>
                 <w:sz w:val="14"/>
               </w:rPr>
-              <w:t>cbe_inflation_target</w:t>
+              <w:t>an_exempt_n_pct</w:t>
             </w:r>
           </w:p>
         </w:tc>
@@ -22840,7 +22840,7 @@
                 <w:color w:val="1C3A36"/>
                 <w:sz w:val="14"/>
               </w:rPr>
-              <w:t>0.07</w:t>
+              <w:t>0.342</w:t>
             </w:r>
           </w:p>
         </w:tc>
@@ -22876,7 +22876,7 @@
                 <w:color w:val="1C3A36"/>
                 <w:sz w:val="14"/>
               </w:rPr>
-              <w:t>2026-07-09</w:t>
+              <w:t>2026-06-25</w:t>
             </w:r>
           </w:p>
         </w:tc>
@@ -22894,7 +22894,7 @@
                 <w:color w:val="1C3A36"/>
                 <w:sz w:val="14"/>
               </w:rPr>
-              <w:t>Central bank published medium-term inflation target (7% +/-2 for Q4 2026)</w:t>
+              <w:t>Decree No. 258 of 2026, exemption clause — pure ammonium nitrate whose nitrogen content EXCEEDS 34.2% is outside the 10% export duty, verified by joint Customs Authority and export-control sampling of the shipment. Free-zone shipments to productive enterprises are likewise exempt. A fact about the instrument, consumed by no calculation in this study: the duty is charged on the urea export leg, and urea is not exempt</w:t>
             </w:r>
           </w:p>
         </w:tc>
@@ -22914,6 +22914,98 @@
                 <w:color w:val="1C3A36"/>
                 <w:sz w:val="14"/>
               </w:rPr>
+              <w:t>cbe_inflation_target</w:t>
+            </w:r>
+          </w:p>
+        </w:tc>
+        <w:tc>
+          <w:tcPr>
+            <w:tcW w:type="dxa" w:w="1944"/>
+          </w:tcPr>
+          <w:p>
+            <w:pPr>
+              <w:spacing w:after="20"/>
+              <w:jc w:val="left"/>
+            </w:pPr>
+            <w:r>
+              <w:rPr>
+                <w:color w:val="1C3A36"/>
+                <w:sz w:val="14"/>
+              </w:rPr>
+              <w:t>0.07</w:t>
+            </w:r>
+          </w:p>
+        </w:tc>
+        <w:tc>
+          <w:tcPr>
+            <w:tcW w:type="dxa" w:w="1224"/>
+          </w:tcPr>
+          <w:p>
+            <w:pPr>
+              <w:spacing w:after="20"/>
+              <w:jc w:val="left"/>
+            </w:pPr>
+            <w:r>
+              <w:rPr>
+                <w:color w:val="1C3A36"/>
+                <w:sz w:val="14"/>
+              </w:rPr>
+              <w:t>ratio</w:t>
+            </w:r>
+          </w:p>
+        </w:tc>
+        <w:tc>
+          <w:tcPr>
+            <w:tcW w:type="dxa" w:w="1152"/>
+          </w:tcPr>
+          <w:p>
+            <w:pPr>
+              <w:spacing w:after="20"/>
+              <w:jc w:val="left"/>
+            </w:pPr>
+            <w:r>
+              <w:rPr>
+                <w:color w:val="1C3A36"/>
+                <w:sz w:val="14"/>
+              </w:rPr>
+              <w:t>2026-07-09</w:t>
+            </w:r>
+          </w:p>
+        </w:tc>
+        <w:tc>
+          <w:tcPr>
+            <w:tcW w:type="dxa" w:w="7344"/>
+          </w:tcPr>
+          <w:p>
+            <w:pPr>
+              <w:spacing w:after="20"/>
+              <w:jc w:val="left"/>
+            </w:pPr>
+            <w:r>
+              <w:rPr>
+                <w:color w:val="1C3A36"/>
+                <w:sz w:val="14"/>
+              </w:rPr>
+              <w:t>Central bank published medium-term inflation target (7% +/-2 for Q4 2026)</w:t>
+            </w:r>
+          </w:p>
+        </w:tc>
+      </w:tr>
+      <w:tr>
+        <w:tc>
+          <w:tcPr>
+            <w:tcW w:type="dxa" w:w="2448"/>
+          </w:tcPr>
+          <w:p>
+            <w:pPr>
+              <w:spacing w:after="20"/>
+              <w:jc w:val="left"/>
+            </w:pPr>
+            <w:r>
+              <w:rPr>
+                <w:color w:val="1C3A36"/>
+                <w:sz w:val="14"/>
+              </w:rPr>
               <w:t>cpi_latest</w:t>
             </w:r>
           </w:p>
@@ -22987,6 +23079,98 @@
                 <w:sz w:val="14"/>
               </w:rPr>
               <w:t>Egyptian headline urban consumer price inflation, official statistics</w:t>
+            </w:r>
+          </w:p>
+        </w:tc>
+      </w:tr>
+      <w:tr>
+        <w:tc>
+          <w:tcPr>
+            <w:tcW w:type="dxa" w:w="2448"/>
+          </w:tcPr>
+          <w:p>
+            <w:pPr>
+              <w:spacing w:after="20"/>
+              <w:jc w:val="left"/>
+            </w:pPr>
+            <w:r>
+              <w:rPr>
+                <w:color w:val="1C3A36"/>
+                <w:sz w:val="14"/>
+              </w:rPr>
+              <w:t>export_duty_2026</w:t>
+            </w:r>
+          </w:p>
+        </w:tc>
+        <w:tc>
+          <w:tcPr>
+            <w:tcW w:type="dxa" w:w="1944"/>
+          </w:tcPr>
+          <w:p>
+            <w:pPr>
+              <w:spacing w:after="20"/>
+              <w:jc w:val="left"/>
+            </w:pPr>
+            <w:r>
+              <w:rPr>
+                <w:color w:val="1C3A36"/>
+                <w:sz w:val="14"/>
+              </w:rPr>
+              <w:t>0.1</w:t>
+            </w:r>
+          </w:p>
+        </w:tc>
+        <w:tc>
+          <w:tcPr>
+            <w:tcW w:type="dxa" w:w="1224"/>
+          </w:tcPr>
+          <w:p>
+            <w:pPr>
+              <w:spacing w:after="20"/>
+              <w:jc w:val="left"/>
+            </w:pPr>
+            <w:r>
+              <w:rPr>
+                <w:color w:val="1C3A36"/>
+                <w:sz w:val="14"/>
+              </w:rPr>
+              <w:t>ratio</w:t>
+            </w:r>
+          </w:p>
+        </w:tc>
+        <w:tc>
+          <w:tcPr>
+            <w:tcW w:type="dxa" w:w="1152"/>
+          </w:tcPr>
+          <w:p>
+            <w:pPr>
+              <w:spacing w:after="20"/>
+              <w:jc w:val="left"/>
+            </w:pPr>
+            <w:r>
+              <w:rPr>
+                <w:color w:val="1C3A36"/>
+                <w:sz w:val="14"/>
+              </w:rPr>
+              <w:t>2026-06-25</w:t>
+            </w:r>
+          </w:p>
+        </w:tc>
+        <w:tc>
+          <w:tcPr>
+            <w:tcW w:type="dxa" w:w="7344"/>
+          </w:tcPr>
+          <w:p>
+            <w:pPr>
+              <w:spacing w:after="20"/>
+              <w:jc w:val="left"/>
+            </w:pPr>
+            <w:r>
+              <w:rPr>
+                <w:color w:val="1C3A36"/>
+                <w:sz w:val="14"/>
+              </w:rPr>
+              <w:t>Decree No. 258 of 2026 of the Minister of Investment and Foreign Trade, published in the Official Gazette on 25 June 2026 — 10% ad valorem on the FOB invoice value of nitrogen fertiliser exports, the invoice certified by the Chamber of Chemical Industries. It replaced a temporary US$90/t duty imposed in May 2026 for three months; the 10% carries no stated expiry. Pure ammonium nitrate above 34.2% nitrogen and free zone shipments are exempt — urea is neither. Read from two independent reports of the instrument rather than the Gazette text, which is the remaining gap in this citation</w:t>
             </w:r>
           </w:p>
         </w:tc>
@@ -23836,7 +24020,7 @@
           <w:color w:val="1C3A36"/>
           <w:sz w:val="21"/>
         </w:rPr>
-        <w:t>L4 — Industry and sector context  (24 inputs)</w:t>
+        <w:t>L4 — Industry and sector context  (23 inputs)</w:t>
       </w:r>
     </w:p>
     <w:tbl>
@@ -24794,98 +24978,6 @@
                 <w:sz w:val="14"/>
               </w:rPr>
               <w:t>The credit-default-swap equity risk premium this study carried BEFORE the correction of 9 August 2026, reconstructed at the time from a sovereign spread the source file does not carry. Registered as the historical fact it is so the correction note beside it is computed rather than typed.</w:t>
-            </w:r>
-          </w:p>
-        </w:tc>
-      </w:tr>
-      <w:tr>
-        <w:tc>
-          <w:tcPr>
-            <w:tcW w:type="dxa" w:w="2448"/>
-          </w:tcPr>
-          <w:p>
-            <w:pPr>
-              <w:spacing w:after="20"/>
-              <w:jc w:val="left"/>
-            </w:pPr>
-            <w:r>
-              <w:rPr>
-                <w:color w:val="1C3A36"/>
-                <w:sz w:val="14"/>
-              </w:rPr>
-              <w:t>export_duty_2026</w:t>
-            </w:r>
-          </w:p>
-        </w:tc>
-        <w:tc>
-          <w:tcPr>
-            <w:tcW w:type="dxa" w:w="1944"/>
-          </w:tcPr>
-          <w:p>
-            <w:pPr>
-              <w:spacing w:after="20"/>
-              <w:jc w:val="left"/>
-            </w:pPr>
-            <w:r>
-              <w:rPr>
-                <w:color w:val="1C3A36"/>
-                <w:sz w:val="14"/>
-              </w:rPr>
-              <w:t>0.1</w:t>
-            </w:r>
-          </w:p>
-        </w:tc>
-        <w:tc>
-          <w:tcPr>
-            <w:tcW w:type="dxa" w:w="1224"/>
-          </w:tcPr>
-          <w:p>
-            <w:pPr>
-              <w:spacing w:after="20"/>
-              <w:jc w:val="left"/>
-            </w:pPr>
-            <w:r>
-              <w:rPr>
-                <w:color w:val="1C3A36"/>
-                <w:sz w:val="14"/>
-              </w:rPr>
-              <w:t>ratio</w:t>
-            </w:r>
-          </w:p>
-        </w:tc>
-        <w:tc>
-          <w:tcPr>
-            <w:tcW w:type="dxa" w:w="1152"/>
-          </w:tcPr>
-          <w:p>
-            <w:pPr>
-              <w:spacing w:after="20"/>
-              <w:jc w:val="left"/>
-            </w:pPr>
-            <w:r>
-              <w:rPr>
-                <w:color w:val="1C3A36"/>
-                <w:sz w:val="14"/>
-              </w:rPr>
-              <w:t>2026-01-01</w:t>
-            </w:r>
-          </w:p>
-        </w:tc>
-        <w:tc>
-          <w:tcPr>
-            <w:tcW w:type="dxa" w:w="7344"/>
-          </w:tcPr>
-          <w:p>
-            <w:pPr>
-              <w:spacing w:after="20"/>
-              <w:jc w:val="left"/>
-            </w:pPr>
-            <w:r>
-              <w:rPr>
-                <w:color w:val="1C3A36"/>
-                <w:sz w:val="14"/>
-              </w:rPr>
-              <w:t>2026 replacement of the shortfall levy with an ad-valorem duty tied to the global price. NO DECREE, MINISTRY OR RATE DOCUMENT HAS BEEN LOCATED: this rests on press reporting (Mada Masr, Edge Consultancy) as this study's own sweep register states, not on an official instrument, and it is tiered L4 for that reason while the three policy inputs above cite their decisions by number</w:t>
             </w:r>
           </w:p>
         </w:tc>
